--- a/IndiceAplicacionesLibro/analizador-prompts/PROMPTS/PROMPT FINAL SEGÚN CLAUDE.docx
+++ b/IndiceAplicacionesLibro/analizador-prompts/PROMPTS/PROMPT FINAL SEGÚN CLAUDE.docx
@@ -333,10 +333,7 @@
         </w:rPr>
       </w:pPr>
       <w:r>
-        <w:t>Si un</w:t>
-      </w:r>
-      <w:r>
-        <w:t xml:space="preserve"> párrafo concentra demasiada información, distribuirla en dos o desplazar parte al lugar donde corresponda temáticamente</w:t>
+        <w:t>Si un párrafo concentra varios tipos de información heterogénea, dividirlo en dos párrafos buscando el corte en una frase que ya exista en el original. No comprimir ni eliminar contenido como alternativa a la división.</w:t>
       </w:r>
     </w:p>
     <w:p>
@@ -354,22 +351,17 @@
         </w:rPr>
       </w:pPr>
       <w:r>
-        <w:rPr>
-          <w:rFonts w:ascii="Times New Roman" w:eastAsia="Times New Roman" w:hAnsi="Times New Roman" w:cs="Times New Roman"/>
-          <w:sz w:val="24"/>
-          <w:szCs w:val="24"/>
-          <w:lang w:eastAsia="es-ES"/>
-        </w:rPr>
-        <w:t>Mejorar la continuidad</w:t>
-      </w:r>
-      <w:r>
-        <w:rPr>
-          <w:rFonts w:ascii="Times New Roman" w:eastAsia="Times New Roman" w:hAnsi="Times New Roman" w:cs="Times New Roman"/>
-          <w:sz w:val="24"/>
-          <w:szCs w:val="24"/>
-          <w:lang w:eastAsia="es-ES"/>
-        </w:rPr>
-        <w:t xml:space="preserve"> entre párrafos</w:t>
+        <w:t xml:space="preserve">Si el texto contiene la marca </w:t>
+      </w:r>
+      <w:r>
+        <w:rPr>
+          <w:rStyle w:val="CdigoHTML"/>
+          <w:rFonts w:eastAsiaTheme="minorHAnsi"/>
+        </w:rPr>
+        <w:t>[//]</w:t>
+      </w:r>
+      <w:r>
+        <w:t>, introducir ahí un punto y aparte. No moverla ni ignorarla.</w:t>
       </w:r>
     </w:p>
     <w:p>
@@ -387,15 +379,22 @@
         </w:rPr>
       </w:pPr>
       <w:r>
-        <w:t xml:space="preserve">Cuando el contexto lo permita, cerrar bloques temáticos con una referencia a la vida cotidiana o al uso concreto del territorio: es el recurso que mejor ancla la historia local sin caer en </w:t>
-      </w:r>
-      <w:proofErr w:type="spellStart"/>
-      <w:r>
-        <w:t>literaturismo</w:t>
-      </w:r>
-      <w:proofErr w:type="spellEnd"/>
-      <w:r>
-        <w:t>.</w:t>
+        <w:rPr>
+          <w:rFonts w:ascii="Times New Roman" w:eastAsia="Times New Roman" w:hAnsi="Times New Roman" w:cs="Times New Roman"/>
+          <w:sz w:val="24"/>
+          <w:szCs w:val="24"/>
+          <w:lang w:eastAsia="es-ES"/>
+        </w:rPr>
+        <w:t>Mejorar la continuidad</w:t>
+      </w:r>
+      <w:r>
+        <w:rPr>
+          <w:rFonts w:ascii="Times New Roman" w:eastAsia="Times New Roman" w:hAnsi="Times New Roman" w:cs="Times New Roman"/>
+          <w:sz w:val="24"/>
+          <w:szCs w:val="24"/>
+          <w:lang w:eastAsia="es-ES"/>
+        </w:rPr>
+        <w:t xml:space="preserve"> entre párrafos</w:t>
       </w:r>
     </w:p>
     <w:p>
@@ -413,13 +412,15 @@
         </w:rPr>
       </w:pPr>
       <w:r>
-        <w:rPr>
-          <w:rFonts w:ascii="Times New Roman" w:eastAsia="Times New Roman" w:hAnsi="Times New Roman" w:cs="Times New Roman"/>
-          <w:sz w:val="24"/>
-          <w:szCs w:val="24"/>
-          <w:lang w:eastAsia="es-ES"/>
-        </w:rPr>
-        <w:t>Convertir acumulaciones de datos en secuencias legibles</w:t>
+        <w:t xml:space="preserve">Cuando el contexto lo permita, cerrar bloques temáticos con una referencia a la vida cotidiana o al uso concreto del territorio: es el recurso que mejor ancla la historia local sin caer en </w:t>
+      </w:r>
+      <w:proofErr w:type="spellStart"/>
+      <w:r>
+        <w:t>literaturismo</w:t>
+      </w:r>
+      <w:proofErr w:type="spellEnd"/>
+      <w:r>
+        <w:t>.</w:t>
       </w:r>
     </w:p>
     <w:p>
@@ -443,7 +444,7 @@
           <w:szCs w:val="24"/>
           <w:lang w:eastAsia="es-ES"/>
         </w:rPr>
-        <w:t>Reordenar frases si mejora la comprensión</w:t>
+        <w:t>Convertir acumulaciones de datos en secuencias legibles</w:t>
       </w:r>
     </w:p>
     <w:p>
@@ -467,7 +468,7 @@
           <w:szCs w:val="24"/>
           <w:lang w:eastAsia="es-ES"/>
         </w:rPr>
-        <w:t>Reducir repeticiones y perífrasis innecesarias</w:t>
+        <w:t>Reordenar frases si mejora la comprensión</w:t>
       </w:r>
     </w:p>
     <w:p>
@@ -491,7 +492,7 @@
           <w:szCs w:val="24"/>
           <w:lang w:eastAsia="es-ES"/>
         </w:rPr>
-        <w:t>Simplificar definiciones técnicas que rompen el ritmo</w:t>
+        <w:t>Reducir repeticiones y perífrasis innecesarias</w:t>
       </w:r>
     </w:p>
     <w:p>
@@ -515,6 +516,30 @@
           <w:szCs w:val="24"/>
           <w:lang w:eastAsia="es-ES"/>
         </w:rPr>
+        <w:t>Simplificar definiciones técnicas que rompen el ritmo</w:t>
+      </w:r>
+    </w:p>
+    <w:p>
+      <w:pPr>
+        <w:numPr>
+          <w:ilvl w:val="0"/>
+          <w:numId w:val="1"/>
+        </w:numPr>
+        <w:spacing w:before="100" w:beforeAutospacing="1" w:after="100" w:afterAutospacing="1" w:line="240" w:lineRule="auto"/>
+        <w:rPr>
+          <w:rFonts w:ascii="Times New Roman" w:eastAsia="Times New Roman" w:hAnsi="Times New Roman" w:cs="Times New Roman"/>
+          <w:sz w:val="24"/>
+          <w:szCs w:val="24"/>
+          <w:lang w:eastAsia="es-ES"/>
+        </w:rPr>
+      </w:pPr>
+      <w:r>
+        <w:rPr>
+          <w:rFonts w:ascii="Times New Roman" w:eastAsia="Times New Roman" w:hAnsi="Times New Roman" w:cs="Times New Roman"/>
+          <w:sz w:val="24"/>
+          <w:szCs w:val="24"/>
+          <w:lang w:eastAsia="es-ES"/>
+        </w:rPr>
         <w:t xml:space="preserve">Añadir transiciones suaves </w:t>
       </w:r>
       <w:r>
@@ -675,6 +700,7 @@
           <w:szCs w:val="24"/>
           <w:lang w:eastAsia="es-ES"/>
         </w:rPr>
+        <w:lastRenderedPageBreak/>
         <w:t>Reescribir frases correctas solo porque podrían sonar "mejor"</w:t>
       </w:r>
     </w:p>
@@ -723,7 +749,6 @@
           <w:szCs w:val="24"/>
           <w:lang w:eastAsia="es-ES"/>
         </w:rPr>
-        <w:lastRenderedPageBreak/>
         <w:t>Comenzar párrafos con "La historia de…", "A lo largo del tiempo…" u otros arranques impersonales, salvo que estén en el original</w:t>
       </w:r>
     </w:p>
@@ -1978,6 +2003,19 @@
       <w:iCs/>
     </w:rPr>
   </w:style>
+  <w:style w:type="character" w:styleId="CdigoHTML">
+    <w:name w:val="HTML Code"/>
+    <w:basedOn w:val="Fuentedeprrafopredeter"/>
+    <w:uiPriority w:val="99"/>
+    <w:semiHidden/>
+    <w:unhideWhenUsed/>
+    <w:rsid w:val="001921C5"/>
+    <w:rPr>
+      <w:rFonts w:ascii="Courier New" w:eastAsia="Times New Roman" w:hAnsi="Courier New" w:cs="Courier New"/>
+      <w:sz w:val="20"/>
+      <w:szCs w:val="20"/>
+    </w:rPr>
+  </w:style>
 </w:styles>
 </file>
 
@@ -2216,6 +2254,19 @@
     <w:rPr>
       <w:i/>
       <w:iCs/>
+    </w:rPr>
+  </w:style>
+  <w:style w:type="character" w:styleId="CdigoHTML">
+    <w:name w:val="HTML Code"/>
+    <w:basedOn w:val="Fuentedeprrafopredeter"/>
+    <w:uiPriority w:val="99"/>
+    <w:semiHidden/>
+    <w:unhideWhenUsed/>
+    <w:rsid w:val="001921C5"/>
+    <w:rPr>
+      <w:rFonts w:ascii="Courier New" w:eastAsia="Times New Roman" w:hAnsi="Courier New" w:cs="Courier New"/>
+      <w:sz w:val="20"/>
+      <w:szCs w:val="20"/>
     </w:rPr>
   </w:style>
 </w:styles>
